--- a/Science Books/QED Course/Lesson 61 Loop Diagrams.docx
+++ b/Science Books/QED Course/Lesson 61 Loop Diagrams.docx
@@ -529,9 +529,53 @@
       </w:pPr>
       <m:oMathPara>
         <m:oMath>
+          <m:sSubSup>
+            <m:e>
+              <m:r>
+                <m:t xml:space="preserve">∫</m:t>
+              </m:r>
+            </m:e>
+            <m:sub>
+              <m:r>
+                <m:t xml:space="preserve">1</m:t>
+              </m:r>
+            </m:sub>
+            <m:sup>
+              <m:r>
+                <m:t xml:space="preserve">Λ</m:t>
+              </m:r>
+            </m:sup>
+          </m:sSubSup>
           <m:r>
-            <m:t xml:space="preserve">∫_1^Λ dq/q = ln Λ</m:t>
+            <m:t xml:space="preserve"> </m:t>
           </m:r>
+          <m:f>
+            <m:num>
+              <m:r>
+                <m:t xml:space="preserve">dq</m:t>
+              </m:r>
+            </m:num>
+            <m:den>
+              <m:r>
+                <m:t xml:space="preserve">q</m:t>
+              </m:r>
+            </m:den>
+          </m:f>
+          <m:r>
+            <m:t xml:space="preserve">=</m:t>
+          </m:r>
+          <m:func>
+            <m:fName>
+              <m:r>
+                <m:t xml:space="preserve">ln</m:t>
+              </m:r>
+            </m:fName>
+            <m:e>
+              <m:r>
+                <m:t xml:space="preserve">Λ</m:t>
+              </m:r>
+            </m:e>
+          </m:func>
         </m:oMath>
       </m:oMathPara>
     </w:p>
@@ -865,7 +909,25 @@
       <m:oMathPara>
         <m:oMath>
           <m:r>
-            <m:t xml:space="preserve">L = I − V + 1</m:t>
+            <m:t xml:space="preserve">L</m:t>
+          </m:r>
+          <m:r>
+            <m:t xml:space="preserve">=</m:t>
+          </m:r>
+          <m:r>
+            <m:t xml:space="preserve">I</m:t>
+          </m:r>
+          <m:r>
+            <m:t xml:space="preserve">−</m:t>
+          </m:r>
+          <m:r>
+            <m:t xml:space="preserve">V</m:t>
+          </m:r>
+          <m:r>
+            <m:t xml:space="preserve">+</m:t>
+          </m:r>
+          <m:r>
+            <m:t xml:space="preserve">1</m:t>
           </m:r>
         </m:oMath>
       </m:oMathPara>
